--- a/zht/docx/174.content.docx
+++ b/zht/docx/174.content.docx
@@ -417,18 +417,12 @@
           <w:lang w:val="zh_TW" w:bidi="zh_TW"/>
         </w:rPr>
       </w:r>
-      <w:hyperlink r:id="rId13">
-        <w:r>
-          <w:rPr>
-            <w:lang w:val="zh_TW" w:bidi="zh_TW"/>
-          </w:rPr>
-          <w:rPr>
-            <w:color w:val="0000EE"/>
-            <w:u w:val="single"/>
-          </w:rPr>
-          <w:t>創世記11:31–32</w:t>
-        </w:r>
-      </w:hyperlink>
+      <w:r>
+        <w:rPr>
+          <w:lang w:val="zh_TW" w:bidi="zh_TW"/>
+        </w:rPr>
+        <w:t>創世記11:31–32</w:t>
+      </w:r>
     </w:p>
     <w:p>
       <w:pPr>
@@ -441,18 +435,12 @@
           <w:lang w:val="zh_TW" w:bidi="zh_TW"/>
         </w:rPr>
       </w:r>
-      <w:hyperlink r:id="rId14">
-        <w:r>
-          <w:rPr>
-            <w:lang w:val="zh_TW" w:bidi="zh_TW"/>
-          </w:rPr>
-          <w:rPr>
-            <w:color w:val="0000EE"/>
-            <w:u w:val="single"/>
-          </w:rPr>
-          <w:t>歴代志上1:24–27</w:t>
-        </w:r>
-      </w:hyperlink>
+      <w:r>
+        <w:rPr>
+          <w:lang w:val="zh_TW" w:bidi="zh_TW"/>
+        </w:rPr>
+        <w:t>歴代志上1:24–27</w:t>
+      </w:r>
     </w:p>
     <w:p>
       <w:pPr>
@@ -465,18 +453,12 @@
           <w:lang w:val="zh_TW" w:bidi="zh_TW"/>
         </w:rPr>
       </w:r>
-      <w:hyperlink r:id="rId15">
-        <w:r>
-          <w:rPr>
-            <w:lang w:val="zh_TW" w:bidi="zh_TW"/>
-          </w:rPr>
-          <w:rPr>
-            <w:color w:val="0000EE"/>
-            <w:u w:val="single"/>
-          </w:rPr>
-          <w:t>路加福音3:33–35</w:t>
-        </w:r>
-      </w:hyperlink>
+      <w:r>
+        <w:rPr>
+          <w:lang w:val="zh_TW" w:bidi="zh_TW"/>
+        </w:rPr>
+        <w:t>路加福音3:33–35</w:t>
+      </w:r>
     </w:p>
     <w:p>
       <w:pPr>
@@ -760,18 +742,12 @@
           <w:lang w:val="zh_TW" w:bidi="zh_TW"/>
         </w:rPr>
       </w:r>
-      <w:hyperlink r:id="rId16">
-        <w:r>
-          <w:rPr>
-            <w:lang w:val="zh_TW" w:bidi="zh_TW"/>
-          </w:rPr>
-          <w:rPr>
-            <w:color w:val="0000EE"/>
-            <w:u w:val="single"/>
-          </w:rPr>
-          <w:t>創世記10:2–5</w:t>
-        </w:r>
-      </w:hyperlink>
+      <w:r>
+        <w:rPr>
+          <w:lang w:val="zh_TW" w:bidi="zh_TW"/>
+        </w:rPr>
+        <w:t>創世記10:2–5</w:t>
+      </w:r>
     </w:p>
     <w:p>
       <w:pPr>
@@ -784,18 +760,12 @@
           <w:lang w:val="zh_TW" w:bidi="zh_TW"/>
         </w:rPr>
       </w:r>
-      <w:hyperlink r:id="rId17">
-        <w:r>
-          <w:rPr>
-            <w:lang w:val="zh_TW" w:bidi="zh_TW"/>
-          </w:rPr>
-          <w:rPr>
-            <w:color w:val="0000EE"/>
-            <w:u w:val="single"/>
-          </w:rPr>
-          <w:t>以賽亞書2:16</w:t>
-        </w:r>
-      </w:hyperlink>
+      <w:r>
+        <w:rPr>
+          <w:lang w:val="zh_TW" w:bidi="zh_TW"/>
+        </w:rPr>
+        <w:t>以賽亞書2:16</w:t>
+      </w:r>
     </w:p>
     <w:p>
       <w:pPr>
@@ -808,18 +778,12 @@
           <w:lang w:val="zh_TW" w:bidi="zh_TW"/>
         </w:rPr>
       </w:r>
-      <w:hyperlink r:id="rId18">
-        <w:r>
-          <w:rPr>
-            <w:lang w:val="zh_TW" w:bidi="zh_TW"/>
-          </w:rPr>
-          <w:rPr>
-            <w:color w:val="0000EE"/>
-            <w:u w:val="single"/>
-          </w:rPr>
-          <w:t>耶利米書10:9</w:t>
-        </w:r>
-      </w:hyperlink>
+      <w:r>
+        <w:rPr>
+          <w:lang w:val="zh_TW" w:bidi="zh_TW"/>
+        </w:rPr>
+        <w:t>耶利米書10:9</w:t>
+      </w:r>
     </w:p>
     <w:p>
       <w:pPr>
@@ -832,18 +796,12 @@
           <w:lang w:val="zh_TW" w:bidi="zh_TW"/>
         </w:rPr>
       </w:r>
-      <w:hyperlink r:id="rId19">
-        <w:r>
-          <w:rPr>
-            <w:lang w:val="zh_TW" w:bidi="zh_TW"/>
-          </w:rPr>
-          <w:rPr>
-            <w:color w:val="0000EE"/>
-            <w:u w:val="single"/>
-          </w:rPr>
-          <w:t>約拿書1:3</w:t>
-        </w:r>
-      </w:hyperlink>
+      <w:r>
+        <w:rPr>
+          <w:lang w:val="zh_TW" w:bidi="zh_TW"/>
+        </w:rPr>
+        <w:t>約拿書1:3</w:t>
+      </w:r>
     </w:p>
     <w:p>
       <w:pPr>
@@ -856,18 +814,12 @@
           <w:lang w:val="zh_TW" w:bidi="zh_TW"/>
         </w:rPr>
       </w:r>
-      <w:hyperlink r:id="rId20">
-        <w:r>
-          <w:rPr>
-            <w:lang w:val="zh_TW" w:bidi="zh_TW"/>
-          </w:rPr>
-          <w:rPr>
-            <w:color w:val="0000EE"/>
-            <w:u w:val="single"/>
-          </w:rPr>
-          <w:t>詩篇48:7</w:t>
-        </w:r>
-      </w:hyperlink>
+      <w:r>
+        <w:rPr>
+          <w:lang w:val="zh_TW" w:bidi="zh_TW"/>
+        </w:rPr>
+        <w:t>詩篇48:7</w:t>
+      </w:r>
     </w:p>
     <w:p>
       <w:pPr>
@@ -1199,18 +1151,12 @@
           <w:lang w:val="zh_TW" w:bidi="zh_TW"/>
         </w:rPr>
       </w:r>
-      <w:hyperlink r:id="rId21">
-        <w:r>
-          <w:rPr>
-            <w:lang w:val="zh_TW" w:bidi="zh_TW"/>
-          </w:rPr>
-          <w:rPr>
-            <w:color w:val="0000EE"/>
-            <w:u w:val="single"/>
-          </w:rPr>
-          <w:t>歷代志上2:4</w:t>
-        </w:r>
-      </w:hyperlink>
+      <w:r>
+        <w:rPr>
+          <w:lang w:val="zh_TW" w:bidi="zh_TW"/>
+        </w:rPr>
+        <w:t>歷代志上2:4</w:t>
+      </w:r>
     </w:p>
     <w:p>
       <w:pPr>
@@ -1223,18 +1169,12 @@
           <w:lang w:val="zh_TW" w:bidi="zh_TW"/>
         </w:rPr>
       </w:r>
-      <w:hyperlink r:id="rId22">
-        <w:r>
-          <w:rPr>
-            <w:lang w:val="zh_TW" w:bidi="zh_TW"/>
-          </w:rPr>
-          <w:rPr>
-            <w:color w:val="0000EE"/>
-            <w:u w:val="single"/>
-          </w:rPr>
-          <w:t>撒母耳記下13:2</w:t>
-        </w:r>
-      </w:hyperlink>
+      <w:r>
+        <w:rPr>
+          <w:lang w:val="zh_TW" w:bidi="zh_TW"/>
+        </w:rPr>
+        <w:t>撒母耳記下13:2</w:t>
+      </w:r>
     </w:p>
     <w:p>
       <w:pPr>
@@ -1247,18 +1187,12 @@
           <w:lang w:val="zh_TW" w:bidi="zh_TW"/>
         </w:rPr>
       </w:r>
-      <w:hyperlink r:id="rId23">
-        <w:r>
-          <w:rPr>
-            <w:lang w:val="zh_TW" w:bidi="zh_TW"/>
-          </w:rPr>
-          <w:rPr>
-            <w:color w:val="0000EE"/>
-            <w:u w:val="single"/>
-          </w:rPr>
-          <w:t>撒母耳記下14:25–27</w:t>
-        </w:r>
-      </w:hyperlink>
+      <w:r>
+        <w:rPr>
+          <w:lang w:val="zh_TW" w:bidi="zh_TW"/>
+        </w:rPr>
+        <w:t>撒母耳記下14:25–27</w:t>
+      </w:r>
     </w:p>
     <w:p>
       <w:pPr>
@@ -1271,18 +1205,12 @@
           <w:lang w:val="zh_TW" w:bidi="zh_TW"/>
         </w:rPr>
       </w:r>
-      <w:hyperlink r:id="rId24">
-        <w:r>
-          <w:rPr>
-            <w:lang w:val="zh_TW" w:bidi="zh_TW"/>
-          </w:rPr>
-          <w:rPr>
-            <w:color w:val="0000EE"/>
-            <w:u w:val="single"/>
-          </w:rPr>
-          <w:t>創世記38:6–7</w:t>
-        </w:r>
-      </w:hyperlink>
+      <w:r>
+        <w:rPr>
+          <w:lang w:val="zh_TW" w:bidi="zh_TW"/>
+        </w:rPr>
+        <w:t>創世記38:6–7</w:t>
+      </w:r>
     </w:p>
     <w:p>
       <w:pPr>
@@ -1295,18 +1223,12 @@
           <w:lang w:val="zh_TW" w:bidi="zh_TW"/>
         </w:rPr>
       </w:r>
-      <w:hyperlink r:id="rId25">
-        <w:r>
-          <w:rPr>
-            <w:lang w:val="zh_TW" w:bidi="zh_TW"/>
-          </w:rPr>
-          <w:rPr>
-            <w:color w:val="0000EE"/>
-            <w:u w:val="single"/>
-          </w:rPr>
-          <w:t>創世記38:24</w:t>
-        </w:r>
-      </w:hyperlink>
+      <w:r>
+        <w:rPr>
+          <w:lang w:val="zh_TW" w:bidi="zh_TW"/>
+        </w:rPr>
+        <w:t>創世記38:24</w:t>
+      </w:r>
     </w:p>
     <w:p>
       <w:pPr>
@@ -1319,18 +1241,12 @@
           <w:lang w:val="zh_TW" w:bidi="zh_TW"/>
         </w:rPr>
       </w:r>
-      <w:hyperlink r:id="rId26">
-        <w:r>
-          <w:rPr>
-            <w:lang w:val="zh_TW" w:bidi="zh_TW"/>
-          </w:rPr>
-          <w:rPr>
-            <w:color w:val="0000EE"/>
-            <w:u w:val="single"/>
-          </w:rPr>
-          <w:t>路得記4:12</w:t>
-        </w:r>
-      </w:hyperlink>
+      <w:r>
+        <w:rPr>
+          <w:lang w:val="zh_TW" w:bidi="zh_TW"/>
+        </w:rPr>
+        <w:t>路得記4:12</w:t>
+      </w:r>
     </w:p>
     <w:p>
       <w:pPr>
@@ -1343,18 +1259,12 @@
           <w:lang w:val="zh_TW" w:bidi="zh_TW"/>
         </w:rPr>
       </w:r>
-      <w:hyperlink r:id="rId27">
-        <w:r>
-          <w:rPr>
-            <w:lang w:val="zh_TW" w:bidi="zh_TW"/>
-          </w:rPr>
-          <w:rPr>
-            <w:color w:val="0000EE"/>
-            <w:u w:val="single"/>
-          </w:rPr>
-          <w:t>馬太福音1:1–3</w:t>
-        </w:r>
-      </w:hyperlink>
+      <w:r>
+        <w:rPr>
+          <w:lang w:val="zh_TW" w:bidi="zh_TW"/>
+        </w:rPr>
+        <w:t>馬太福音1:1–3</w:t>
+      </w:r>
     </w:p>
     <w:p>
       <w:pPr>

--- a/zht/docx/174.content.docx
+++ b/zht/docx/174.content.docx
@@ -693,19 +693,7 @@
         <w:rPr>
           <w:lang w:val="zh_TW" w:bidi="zh_TW"/>
         </w:rPr>
-        <w:t>、</w:t>
-      </w:r>
-      <w:r>
-        <w:rPr>
-          <w:lang w:val="zh_TW" w:bidi="zh_TW"/>
-        </w:rPr>
-        <w:t>腓尼基</w:t>
-      </w:r>
-      <w:r>
-        <w:rPr>
-          <w:lang w:val="zh_TW" w:bidi="zh_TW"/>
-        </w:rPr>
-        <w:t>、</w:t>
+        <w:t>、腓尼基、</w:t>
       </w:r>
       <w:r>
         <w:rPr>
@@ -1052,19 +1040,7 @@
         <w:rPr>
           <w:lang w:val="zh_TW" w:bidi="zh_TW"/>
         </w:rPr>
-        <w:t>、</w:t>
-      </w:r>
-      <w:r>
-        <w:rPr>
-          <w:lang w:val="zh_TW" w:bidi="zh_TW"/>
-        </w:rPr>
-        <w:t>祖先</w:t>
-      </w:r>
-      <w:r>
-        <w:rPr>
-          <w:lang w:val="zh_TW" w:bidi="zh_TW"/>
-        </w:rPr>
-        <w:t>、</w:t>
+        <w:t>、祖先、</w:t>
       </w:r>
       <w:r>
         <w:rPr>
